--- a/port-docs/dakhla/manifest-export-sortie.docx
+++ b/port-docs/dakhla/manifest-export-sortie.docx
@@ -115,7 +115,21 @@
         <w:rPr>
           <w:bCs/>
         </w:rPr>
-        <w:t>{{vessel_name}}</w:t>
+        <w:t>{{</w:t>
+      </w:r>
+      <w:proofErr w:type="spellStart"/>
+      <w:r>
+        <w:rPr>
+          <w:bCs/>
+        </w:rPr>
+        <w:t>vessel_name</w:t>
+      </w:r>
+      <w:proofErr w:type="spellEnd"/>
+      <w:r>
+        <w:rPr>
+          <w:bCs/>
+        </w:rPr>
+        <w:t>}}</w:t>
       </w:r>
     </w:p>
     <w:p/>
@@ -146,7 +160,11 @@
         <w:t xml:space="preserve">   </w:t>
       </w:r>
       <w:r>
-        <w:t>{{flag}}</w:t>
+        <w:t>{{flag</w:t>
+      </w:r>
+      <w:proofErr w:type="gramStart"/>
+      <w:r>
+        <w:t>}}</w:t>
       </w:r>
       <w:r>
         <w:t xml:space="preserve"> </w:t>
@@ -158,6 +176,7 @@
         </w:rPr>
         <w:t xml:space="preserve">  </w:t>
       </w:r>
+      <w:proofErr w:type="gramEnd"/>
       <w:r>
         <w:rPr>
           <w:bCs/>
@@ -170,7 +189,15 @@
           <w:bCs/>
           <w:caps/>
         </w:rPr>
-        <w:t xml:space="preserve">     DE  </w:t>
+        <w:t xml:space="preserve">     </w:t>
+      </w:r>
+      <w:proofErr w:type="gramStart"/>
+      <w:r>
+        <w:rPr>
+          <w:bCs/>
+          <w:caps/>
+        </w:rPr>
+        <w:t>DE  </w:t>
       </w:r>
       <w:r>
         <w:rPr>
@@ -190,169 +217,218 @@
         <w:rPr>
           <w:bCs/>
         </w:rPr>
+        <w:t>{</w:t>
+      </w:r>
+      <w:proofErr w:type="gramEnd"/>
+      <w:r>
+        <w:rPr>
+          <w:bCs/>
+        </w:rPr>
+        <w:t>{</w:t>
+      </w:r>
+      <w:proofErr w:type="spellStart"/>
+      <w:r>
+        <w:rPr>
+          <w:bCs/>
+        </w:rPr>
+        <w:t>from</w:t>
+      </w:r>
+      <w:proofErr w:type="spellEnd"/>
+      <w:proofErr w:type="gramStart"/>
+      <w:r>
+        <w:rPr>
+          <w:bCs/>
+        </w:rPr>
+        <w:t>}}</w:t>
+      </w:r>
+      <w:r>
+        <w:t xml:space="preserve">  </w:t>
+      </w:r>
+      <w:r>
+        <w:rPr>
+          <w:bCs/>
+          <w:caps/>
+        </w:rPr>
+        <w:t xml:space="preserve"> </w:t>
+      </w:r>
+      <w:proofErr w:type="gramEnd"/>
+      <w:r>
+        <w:rPr>
+          <w:bCs/>
+          <w:caps/>
+        </w:rPr>
+        <w:t xml:space="preserve">  </w:t>
+      </w:r>
+      <w:r>
+        <w:rPr>
+          <w:bCs/>
+          <w:caps/>
+        </w:rPr>
+        <w:t xml:space="preserve">   </w:t>
+      </w:r>
+      <w:r>
+        <w:rPr>
+          <w:bCs/>
+          <w:caps/>
+        </w:rPr>
+        <w:t xml:space="preserve"> a</w:t>
+      </w:r>
+      <w:r>
+        <w:rPr>
+          <w:b/>
+          <w:bCs/>
+          <w:caps/>
+        </w:rPr>
+        <w:t>.</w:t>
+      </w:r>
+      <w:r>
+        <w:rPr>
+          <w:bCs/>
+          <w:caps/>
+        </w:rPr>
+        <w:t xml:space="preserve"> </w:t>
+      </w:r>
+      <w:r>
+        <w:rPr>
+          <w:bCs/>
+          <w:caps/>
+        </w:rPr>
+        <w:t> </w:t>
+      </w:r>
+      <w:r>
+        <w:rPr>
+          <w:bCs/>
+          <w:caps/>
+        </w:rPr>
         <w:t>{{</w:t>
       </w:r>
       <w:r>
         <w:rPr>
           <w:bCs/>
-        </w:rPr>
-        <w:t>from</w:t>
-      </w:r>
-      <w:r>
-        <w:rPr>
-          <w:bCs/>
+          <w:caps/>
+        </w:rPr>
+        <w:t>to</w:t>
+      </w:r>
+      <w:proofErr w:type="gramStart"/>
+      <w:r>
+        <w:rPr>
+          <w:bCs/>
+          <w:caps/>
         </w:rPr>
         <w:t>}}</w:t>
       </w:r>
       <w:r>
+        <w:rPr>
+          <w:bCs/>
+          <w:caps/>
+        </w:rPr>
         <w:t xml:space="preserve">  </w:t>
       </w:r>
       <w:r>
         <w:rPr>
+          <w:b/>
           <w:bCs/>
           <w:caps/>
         </w:rPr>
+        <w:t xml:space="preserve"> </w:t>
+      </w:r>
+      <w:proofErr w:type="gramEnd"/>
+      <w:r>
+        <w:rPr>
+          <w:b/>
+          <w:bCs/>
+          <w:caps/>
+        </w:rPr>
         <w:t xml:space="preserve">   </w:t>
       </w:r>
       <w:r>
         <w:rPr>
           <w:bCs/>
-          <w:caps/>
-        </w:rPr>
+        </w:rPr>
+        <w:t xml:space="preserve"> </w:t>
+      </w:r>
+      <w:proofErr w:type="gramStart"/>
+      <w:r>
+        <w:rPr>
+          <w:bCs/>
+        </w:rPr>
+        <w:t>date  d’</w:t>
+      </w:r>
+      <w:r>
+        <w:rPr>
+          <w:bCs/>
+        </w:rPr>
+        <w:t>accostage</w:t>
+      </w:r>
+      <w:proofErr w:type="gramEnd"/>
+      <w:r>
+        <w:t> </w:t>
+      </w:r>
+      <w:r>
+        <w:rPr>
+          <w:b/>
+        </w:rPr>
+        <w:t xml:space="preserve">: </w:t>
+      </w:r>
+      <w:proofErr w:type="gramStart"/>
+      <w:r>
         <w:t xml:space="preserve">   </w:t>
       </w:r>
       <w:r>
-        <w:rPr>
-          <w:bCs/>
-          <w:caps/>
-        </w:rPr>
-        <w:t xml:space="preserve"> a</w:t>
-      </w:r>
-      <w:r>
-        <w:rPr>
-          <w:b/>
-          <w:bCs/>
-          <w:caps/>
-        </w:rPr>
-        <w:t>.</w:t>
-      </w:r>
-      <w:r>
-        <w:rPr>
-          <w:bCs/>
-          <w:caps/>
-        </w:rPr>
-        <w:t xml:space="preserve"> </w:t>
-      </w:r>
-      <w:r>
-        <w:rPr>
-          <w:bCs/>
-          <w:caps/>
-        </w:rPr>
+        <w:t>{</w:t>
+      </w:r>
+      <w:proofErr w:type="gramEnd"/>
+      <w:r>
+        <w:t>{</w:t>
+      </w:r>
+      <w:proofErr w:type="spellStart"/>
+      <w:r>
+        <w:t>berthing_date</w:t>
+      </w:r>
+      <w:proofErr w:type="spellEnd"/>
+      <w:proofErr w:type="gramStart"/>
+      <w:r>
+        <w:t>}}</w:t>
+      </w:r>
+      <w:r>
+        <w:t xml:space="preserve">   </w:t>
+      </w:r>
+      <w:proofErr w:type="gramEnd"/>
+      <w:r>
+        <w:t xml:space="preserve">    </w:t>
+      </w:r>
+      <w:r>
+        <w:rPr>
+          <w:bCs/>
+        </w:rPr>
+        <w:t>date de départ</w:t>
+      </w:r>
+      <w:r>
         <w:t> </w:t>
       </w:r>
-      <w:r>
-        <w:rPr>
-          <w:bCs/>
-          <w:caps/>
-        </w:rPr>
-        <w:t>{{</w:t>
-      </w:r>
-      <w:r>
-        <w:rPr>
-          <w:bCs/>
-          <w:caps/>
-        </w:rPr>
-        <w:t>to</w:t>
-      </w:r>
-      <w:r>
-        <w:rPr>
-          <w:bCs/>
-          <w:caps/>
-        </w:rPr>
-        <w:t>}}</w:t>
-      </w:r>
-      <w:r>
-        <w:rPr>
-          <w:bCs/>
-          <w:caps/>
-        </w:rPr>
+      <w:proofErr w:type="gramStart"/>
+      <w:r>
+        <w:rPr>
+          <w:bCs/>
+        </w:rPr>
+        <w:t>:</w:t>
+      </w:r>
+      <w:r>
         <w:t xml:space="preserve">  </w:t>
       </w:r>
-      <w:r>
-        <w:rPr>
-          <w:b/>
-          <w:bCs/>
-          <w:caps/>
-        </w:rPr>
-        <w:t xml:space="preserve">    </w:t>
-      </w:r>
-      <w:r>
-        <w:rPr>
-          <w:bCs/>
-        </w:rPr>
-        <w:t xml:space="preserve"> </w:t>
-      </w:r>
-      <w:r>
-        <w:rPr>
-          <w:bCs/>
-        </w:rPr>
-        <w:t>date  d’</w:t>
-      </w:r>
-      <w:r>
-        <w:rPr>
-          <w:bCs/>
-        </w:rPr>
-        <w:t>accostage</w:t>
-      </w:r>
-      <w:r>
-        <w:t> </w:t>
-      </w:r>
-      <w:r>
-        <w:rPr>
-          <w:b/>
-        </w:rPr>
-        <w:t xml:space="preserve">: </w:t>
-      </w:r>
-      <w:r>
-        <w:t xml:space="preserve">   </w:t>
-      </w:r>
-      <w:r>
-        <w:t>{{</w:t>
-      </w:r>
-      <w:r>
-        <w:t>berthing_date</w:t>
-      </w:r>
-      <w:r>
-        <w:t>}}</w:t>
-      </w:r>
-      <w:r>
-        <w:t xml:space="preserve">       </w:t>
-      </w:r>
-      <w:r>
-        <w:rPr>
-          <w:bCs/>
-        </w:rPr>
-        <w:t>date de départ</w:t>
-      </w:r>
-      <w:r>
-        <w:t> </w:t>
-      </w:r>
-      <w:r>
-        <w:rPr>
-          <w:bCs/>
-        </w:rPr>
-        <w:t>:</w:t>
-      </w:r>
-      <w:r>
-        <w:t xml:space="preserve">  </w:t>
-      </w:r>
       <w:bookmarkEnd w:id="0"/>
       <w:r>
-        <w:t>{{</w:t>
-      </w:r>
+        <w:t>{</w:t>
+      </w:r>
+      <w:proofErr w:type="gramEnd"/>
+      <w:r>
+        <w:t>{</w:t>
+      </w:r>
+      <w:proofErr w:type="spellStart"/>
       <w:r>
         <w:t>departure_date</w:t>
       </w:r>
+      <w:proofErr w:type="spellEnd"/>
       <w:r>
         <w:t>}}</w:t>
       </w:r>
@@ -425,12 +501,14 @@
                 <w:bCs/>
               </w:rPr>
             </w:pPr>
+            <w:proofErr w:type="gramStart"/>
             <w:r>
               <w:rPr>
                 <w:bCs/>
               </w:rPr>
               <w:t>chargeur</w:t>
             </w:r>
+            <w:proofErr w:type="gramEnd"/>
           </w:p>
           <w:p>
             <w:pPr>
@@ -463,12 +541,16 @@
               </w:rPr>
               <w:t xml:space="preserve">    </w:t>
             </w:r>
+            <w:proofErr w:type="spellStart"/>
+            <w:proofErr w:type="gramStart"/>
             <w:r>
               <w:rPr>
                 <w:bCs/>
               </w:rPr>
               <w:t>shipper</w:t>
             </w:r>
+            <w:proofErr w:type="spellEnd"/>
+            <w:proofErr w:type="gramEnd"/>
           </w:p>
         </w:tc>
         <w:tc>
@@ -483,12 +565,14 @@
                 <w:bCs/>
               </w:rPr>
             </w:pPr>
+            <w:proofErr w:type="gramStart"/>
             <w:r>
               <w:rPr>
                 <w:bCs/>
               </w:rPr>
               <w:t>destinataire</w:t>
             </w:r>
+            <w:proofErr w:type="gramEnd"/>
           </w:p>
           <w:p>
             <w:pPr>
@@ -498,12 +582,16 @@
                 <w:bCs/>
               </w:rPr>
             </w:pPr>
+            <w:proofErr w:type="spellStart"/>
+            <w:proofErr w:type="gramStart"/>
             <w:r>
               <w:rPr>
                 <w:bCs/>
               </w:rPr>
               <w:t>notify</w:t>
             </w:r>
+            <w:proofErr w:type="spellEnd"/>
+            <w:proofErr w:type="gramEnd"/>
           </w:p>
         </w:tc>
         <w:tc>
@@ -517,12 +605,14 @@
                 <w:bCs/>
               </w:rPr>
             </w:pPr>
+            <w:proofErr w:type="gramStart"/>
             <w:r>
               <w:rPr>
                 <w:bCs/>
               </w:rPr>
               <w:t>consignataire</w:t>
             </w:r>
+            <w:proofErr w:type="gramEnd"/>
           </w:p>
           <w:p>
             <w:pPr>
@@ -531,12 +621,16 @@
                 <w:bCs/>
               </w:rPr>
             </w:pPr>
+            <w:proofErr w:type="spellStart"/>
+            <w:proofErr w:type="gramStart"/>
             <w:r>
               <w:rPr>
                 <w:bCs/>
               </w:rPr>
               <w:t>consignee</w:t>
             </w:r>
+            <w:proofErr w:type="spellEnd"/>
+            <w:proofErr w:type="gramEnd"/>
           </w:p>
         </w:tc>
         <w:tc>
@@ -782,6 +876,7 @@
           </w:p>
           <w:p>
             <w:pPr>
+              <w:jc w:val="center"/>
               <w:rPr>
                 <w:rFonts w:ascii="Courier New" w:hAnsi="Courier New"/>
                 <w:sz w:val="28"/>
@@ -796,6 +891,7 @@
               </w:rPr>
               <w:t>{{</w:t>
             </w:r>
+            <w:proofErr w:type="spellStart"/>
             <w:r>
               <w:rPr>
                 <w:rFonts w:ascii="Courier New" w:hAnsi="Courier New"/>
@@ -804,6 +900,7 @@
               </w:rPr>
               <w:t>shipper</w:t>
             </w:r>
+            <w:proofErr w:type="spellEnd"/>
             <w:r>
               <w:rPr>
                 <w:rFonts w:ascii="Courier New" w:hAnsi="Courier New"/>
@@ -963,28 +1060,13 @@
           </w:p>
           <w:p>
             <w:pPr>
-              <w:rPr>
-                <w:rFonts w:ascii="Courier New" w:hAnsi="Courier New"/>
-                <w:sz w:val="28"/>
-                <w:szCs w:val="28"/>
-              </w:rPr>
-            </w:pPr>
-            <w:r>
-              <w:rPr>
-                <w:rFonts w:ascii="Courier New" w:hAnsi="Courier New"/>
-                <w:sz w:val="28"/>
-                <w:szCs w:val="28"/>
-              </w:rPr>
-              <w:t xml:space="preserve"> </w:t>
-            </w:r>
-            <w:r>
-              <w:rPr>
-                <w:rFonts w:ascii="Courier New" w:hAnsi="Courier New"/>
-                <w:sz w:val="28"/>
-                <w:szCs w:val="28"/>
-              </w:rPr>
-              <w:t xml:space="preserve">  </w:t>
-            </w:r>
+              <w:jc w:val="center"/>
+              <w:rPr>
+                <w:rFonts w:ascii="Courier New" w:hAnsi="Courier New"/>
+                <w:sz w:val="28"/>
+                <w:szCs w:val="28"/>
+              </w:rPr>
+            </w:pPr>
             <w:r>
               <w:rPr>
                 <w:rFonts w:ascii="Courier New" w:hAnsi="Courier New"/>
@@ -993,6 +1075,7 @@
               </w:rPr>
               <w:t>{{</w:t>
             </w:r>
+            <w:proofErr w:type="spellStart"/>
             <w:r>
               <w:rPr>
                 <w:rFonts w:ascii="Courier New" w:hAnsi="Courier New"/>
@@ -1001,6 +1084,7 @@
               </w:rPr>
               <w:t>notify</w:t>
             </w:r>
+            <w:proofErr w:type="spellEnd"/>
             <w:r>
               <w:rPr>
                 <w:rFonts w:ascii="Courier New" w:hAnsi="Courier New"/>
@@ -1202,7 +1286,15 @@
                 <w:bCs/>
                 <w:lang w:val="en-GB"/>
               </w:rPr>
-              <w:t xml:space="preserve">{{cargo}} </w:t>
+              <w:t>{{cargo}</w:t>
+            </w:r>
+            <w:proofErr w:type="gramStart"/>
+            <w:r>
+              <w:rPr>
+                <w:bCs/>
+                <w:lang w:val="en-GB"/>
+              </w:rPr>
+              <w:t xml:space="preserve">} </w:t>
             </w:r>
             <w:r>
               <w:rPr>
@@ -1210,10 +1302,12 @@
                 <w:bCs/>
                 <w:lang w:val="en-US"/>
               </w:rPr>
-              <w:t xml:space="preserve">: </w:t>
-            </w:r>
-            <w:r>
-              <w:rPr>
+              <w:t>:</w:t>
+            </w:r>
+            <w:proofErr w:type="gramEnd"/>
+            <w:r>
+              <w:rPr>
+                <w:b/>
                 <w:bCs/>
                 <w:lang w:val="en-US"/>
               </w:rPr>
@@ -1231,13 +1325,6 @@
                 <w:bCs/>
                 <w:lang w:val="en-US"/>
               </w:rPr>
-              <w:t xml:space="preserve">     </w:t>
-            </w:r>
-            <w:r>
-              <w:rPr>
-                <w:bCs/>
-                <w:lang w:val="en-US"/>
-              </w:rPr>
               <w:t xml:space="preserve"> </w:t>
             </w:r>
             <w:r>
@@ -1245,20 +1332,60 @@
                 <w:bCs/>
                 <w:lang w:val="en-US"/>
               </w:rPr>
+              <w:t xml:space="preserve">    </w:t>
+            </w:r>
+            <w:proofErr w:type="gramStart"/>
+            <w:r>
+              <w:rPr>
+                <w:bCs/>
+                <w:lang w:val="en-US"/>
+              </w:rPr>
               <w:t xml:space="preserve"> </w:t>
             </w:r>
             <w:r>
               <w:rPr>
                 <w:bCs/>
+                <w:lang w:val="en-US"/>
+              </w:rPr>
+              <w:t xml:space="preserve"> </w:t>
+            </w:r>
+            <w:r>
+              <w:rPr>
+                <w:bCs/>
+                <w:lang w:val="en-US"/>
+              </w:rPr>
+              <w:t xml:space="preserve"> </w:t>
+            </w:r>
+            <w:r>
+              <w:rPr>
+                <w:bCs/>
                 <w:lang w:val="en-GB"/>
               </w:rPr>
-              <w:t xml:space="preserve">{{bl_weight}} </w:t>
-            </w:r>
-            <w:r>
-              <w:rPr>
-                <w:lang w:val="en-US"/>
-              </w:rPr>
-              <w:t>MT</w:t>
+              <w:t>{</w:t>
+            </w:r>
+            <w:proofErr w:type="gramEnd"/>
+            <w:r>
+              <w:rPr>
+                <w:bCs/>
+                <w:lang w:val="en-GB"/>
+              </w:rPr>
+              <w:t>{</w:t>
+            </w:r>
+            <w:proofErr w:type="spellStart"/>
+            <w:r>
+              <w:rPr>
+                <w:bCs/>
+                <w:lang w:val="en-GB"/>
+              </w:rPr>
+              <w:t>bl_weight</w:t>
+            </w:r>
+            <w:proofErr w:type="spellEnd"/>
+            <w:r>
+              <w:rPr>
+                <w:bCs/>
+                <w:lang w:val="en-GB"/>
+              </w:rPr>
+              <w:t xml:space="preserve">}} </w:t>
             </w:r>
           </w:p>
           <w:p>
